--- a/documents/generated/oferta.docx
+++ b/documents/generated/oferta.docx
@@ -12,7 +12,7 @@
     </w:p>
     <w:p>
       <w:r>
-        <w:t>Projekt do uzgodnienia • wersja 1.0</w:t>
+        <w:t>Projekt do uzgodnienia • wersja 1.1</w:t>
       </w:r>
     </w:p>
     <w:p>
@@ -82,7 +82,7 @@
     </w:p>
     <w:p>
       <w:r>
-        <w:t>Wynagrodzenie za wdrożenie: [Cena wdrożenia (kwota i waluta)]; sposób podania cen: [Sposób podania cen]. Status VAT i fakturowanie: [Status VAT i sposób fakturowania]. Zaliczka: [Kwota zaliczki i termin]. Kolejne płatności: [Płatności etapowe i warunki]. Termin zapłaty faktur: [Termin zapłaty faktury (dni)] dni.</w:t>
+        <w:t>Wynagrodzenie za wdrożenie: [Cena wdrożenia (kwota i waluta)]; sposób podania cen: brutto. Status VAT i fakturowanie: [Status VAT i sposób fakturowania]. Zaliczka: [Kwota zaliczki i termin]. Kolejne płatności: [Płatności etapowe i warunki]. Termin zapłaty faktur: [Termin zapłaty faktury (dni)] dni.</w:t>
       </w:r>
     </w:p>
     <w:p>
@@ -95,12 +95,17 @@
     </w:p>
     <w:p>
       <w:r>
-        <w:t>Proponowany abonament: 899,00 zł miesięcznie, ceny [Sposób podania cen], naliczany od [Początek naliczania abonamentu]. Zakres opieki: [Zakres utrzymania i opieki]. Pakiet obejmuje [Miesięczny limit minut rozmów] minut rozmów oraz [Limit rozliczeniowych części SMS] rozliczeniowych części SMS miesięcznie. Koszty AI i telefonii w uzgodnionym scenariuszu mieszczą się w pakiecie. Limity drobnych zmian: [Limit drobnych zmian w miesiącu].</w:t>
+        <w:t>Proponowany abonament: [Miesięczny abonament (kwota i waluta)] miesięcznie, ceny brutto, naliczany od [Początek naliczania abonamentu]. Zakres opieki: [Zakres utrzymania i opieki]. Pakiet obejmuje [Miesięczny limit minut rozmów] minut rozmów oraz [Limit rozliczeniowych części SMS] rozliczeniowych części SMS miesięcznie. Koszty AI i telefonii w uzgodnionym scenariuszu mieszczą się w pakiecie. Limity drobnych zmian: [Limit drobnych zmian w miesiącu].</w:t>
       </w:r>
     </w:p>
     <w:p>
       <w:r>
         <w:t>Stawki ponad pakiet: minuta [Stawka za minutę ponad pakiet], część SMS [Stawka za część SMS ponad pakiet]. Zasady po wyczerpaniu limitów: [Działanie po wyczerpaniu pakietu]. Zatwierdzony dodatkowy budżet: [Zatwierdzony budżet dodatkowego zużycia]. Pozostałe usługi i ich płatnik: [Zewnętrzne usługi, licencje i ich płatnik]. Wdrożenie i większe rozbudowy rozlicza się osobno.</w:t>
+      </w:r>
+    </w:p>
+    <w:p>
+      <w:r>
+        <w:t>Sposób pomiaru i rozliczania: [Sposób liczenia minut i SMS].</w:t>
       </w:r>
     </w:p>
     <w:p>
@@ -135,7 +140,7 @@
       <w:pStyle w:val="Footer"/>
     </w:pPr>
     <w:r>
-      <w:t xml:space="preserve">WZÓR B2B • PROJEKT DO UZGODNIENIA • WERSJA 1.0  |  </w:t>
+      <w:t xml:space="preserve">WZÓR B2B • PROJEKT DO UZGODNIENIA • WERSJA 1.1  |  </w:t>
     </w:r>
     <w:fldSimple w:instr="PAGE"/>
   </w:p>

--- a/documents/generated/oferta.docx
+++ b/documents/generated/oferta.docx
@@ -12,7 +12,7 @@
     </w:p>
     <w:p>
       <w:r>
-        <w:t>Projekt do uzgodnienia • wersja 1.1</w:t>
+        <w:t>Projekt do uzgodnienia • wersja 1.2</w:t>
       </w:r>
     </w:p>
     <w:p>
@@ -30,7 +30,7 @@
     </w:p>
     <w:p>
       <w:r>
-        <w:t>Dla: [Pełna nazwa zamawiającego], [Adres zamawiającego], NIP [NIP zamawiającego]. Przygotował: [Pełna nazwa prawna wykonawcy], [Adres wykonawcy], NIP 6272742701, kontakt kontakt@dawkoz.com. Data: [Data dokumentu]. Oferta ważna do [Ważność oferty do].</w:t>
+        <w:t>Dla: [Pełna nazwa zamawiającego], [Adres zamawiającego], NIP [NIP zamawiającego]. Przygotował: [Pełna nazwa prawna wykonawcy], [Adres wykonawcy], NIP [NIP wykonawcy — potwierdź podmiot], kontakt kontakt@dawkoz.com. Data: [Data dokumentu]. Oferta ważna do [Ważność oferty do].</w:t>
       </w:r>
     </w:p>
     <w:p>
@@ -140,7 +140,7 @@
       <w:pStyle w:val="Footer"/>
     </w:pPr>
     <w:r>
-      <w:t xml:space="preserve">WZÓR B2B • PROJEKT DO UZGODNIENIA • WERSJA 1.1  |  </w:t>
+      <w:t xml:space="preserve">WZÓR B2B • PROJEKT DO UZGODNIENIA • WERSJA 1.2  |  </w:t>
     </w:r>
     <w:fldSimple w:instr="PAGE"/>
   </w:p>
